--- a/docs/Retail_Sales_Analytics_Report.docx
+++ b/docs/Retail_Sales_Analytics_Report.docx
@@ -7702,8 +7702,6 @@
         </w:rPr>
         <w:t xml:space="preserve">A combined Sales </w:t>
       </w:r>
-      <w:bookmarkStart w:id="0" w:name="_GoBack"/>
-      <w:bookmarkEnd w:id="0"/>
       <w:r>
         <w:rPr>
           <w:rFonts w:ascii="Times New Roman" w:hAnsi="Times New Roman" w:cs="Times New Roman"/>
@@ -7796,7 +7794,16 @@
           <w:szCs w:val="24"/>
           <w:lang w:eastAsia="en-IN"/>
         </w:rPr>
-        <w:t>Sales by Category (</w:t>
+        <w:t xml:space="preserve">Sales by Category </w:t>
+      </w:r>
+      <w:r>
+        <w:rPr>
+          <w:rFonts w:ascii="Times New Roman" w:eastAsia="Times New Roman" w:hAnsi="Times New Roman" w:cs="Times New Roman"/>
+          <w:sz w:val="24"/>
+          <w:szCs w:val="24"/>
+          <w:lang w:eastAsia="en-IN"/>
+        </w:rPr>
+        <w:t>(</w:t>
       </w:r>
       <w:r>
         <w:rPr>
@@ -7876,6 +7883,53 @@
         </w:rPr>
         <w:t>sales.</w:t>
       </w:r>
+    </w:p>
+    <w:p>
+      <w:pPr>
+        <w:pStyle w:val="NoSpacing"/>
+        <w:numPr>
+          <w:ilvl w:val="0"/>
+          <w:numId w:val="32"/>
+        </w:numPr>
+        <w:rPr>
+          <w:rFonts w:ascii="Times New Roman" w:eastAsia="Times New Roman" w:hAnsi="Times New Roman" w:cs="Times New Roman"/>
+          <w:sz w:val="24"/>
+          <w:szCs w:val="24"/>
+          <w:lang w:eastAsia="en-IN"/>
+        </w:rPr>
+      </w:pPr>
+      <w:r>
+        <w:rPr>
+          <w:rFonts w:ascii="Times New Roman" w:eastAsia="Times New Roman" w:hAnsi="Times New Roman" w:cs="Times New Roman"/>
+          <w:sz w:val="24"/>
+          <w:szCs w:val="24"/>
+          <w:lang w:eastAsia="en-IN"/>
+        </w:rPr>
+        <w:t>Link:</w:t>
+      </w:r>
+      <w:r>
+        <w:rPr>
+          <w:rFonts w:ascii="Times New Roman" w:eastAsia="Times New Roman" w:hAnsi="Times New Roman" w:cs="Times New Roman"/>
+          <w:sz w:val="24"/>
+          <w:szCs w:val="24"/>
+          <w:lang w:eastAsia="en-IN"/>
+        </w:rPr>
+        <w:t xml:space="preserve"> </w:t>
+      </w:r>
+      <w:hyperlink r:id="rId13" w:history="1">
+        <w:proofErr w:type="spellStart"/>
+        <w:r>
+          <w:rPr>
+            <w:rStyle w:val="Hyperlink"/>
+            <w:rFonts w:ascii="Times New Roman" w:eastAsia="Times New Roman" w:hAnsi="Times New Roman" w:cs="Times New Roman"/>
+            <w:sz w:val="24"/>
+            <w:szCs w:val="24"/>
+            <w:lang w:eastAsia="en-IN"/>
+          </w:rPr>
+          <w:t>SalesbyCategory</w:t>
+        </w:r>
+        <w:proofErr w:type="spellEnd"/>
+      </w:hyperlink>
     </w:p>
     <w:p>
       <w:pPr>
@@ -7936,7 +7990,7 @@
                     <pic:cNvPicPr/>
                   </pic:nvPicPr>
                   <pic:blipFill>
-                    <a:blip r:embed="rId13">
+                    <a:blip r:embed="rId14">
                       <a:extLst>
                         <a:ext uri="{28A0092B-C50C-407E-A947-70E740481C1C}">
                           <a14:useLocalDpi xmlns:a14="http://schemas.microsoft.com/office/drawing/2010/main" val="0"/>
@@ -7996,8 +8050,19 @@
           <w:szCs w:val="24"/>
           <w:lang w:eastAsia="en-IN"/>
         </w:rPr>
-        <w:t>Monthly Sales Trend (Line Chart)</w:t>
-      </w:r>
+        <w:t xml:space="preserve">Monthly Sales Trend </w:t>
+      </w:r>
+      <w:r>
+        <w:rPr>
+          <w:rFonts w:ascii="Times New Roman" w:eastAsia="Times New Roman" w:hAnsi="Times New Roman" w:cs="Times New Roman"/>
+          <w:sz w:val="24"/>
+          <w:szCs w:val="24"/>
+          <w:lang w:eastAsia="en-IN"/>
+        </w:rPr>
+        <w:t>(Line Chart)</w:t>
+      </w:r>
+      <w:bookmarkStart w:id="0" w:name="_GoBack"/>
+      <w:bookmarkEnd w:id="0"/>
     </w:p>
     <w:p>
       <w:pPr>
@@ -8019,6 +8084,41 @@
         </w:rPr>
         <w:t>This chart shows the monthly trend of sales over time.</w:t>
       </w:r>
+    </w:p>
+    <w:p>
+      <w:pPr>
+        <w:pStyle w:val="NoSpacing"/>
+        <w:ind w:left="720"/>
+        <w:rPr>
+          <w:rFonts w:ascii="Times New Roman" w:eastAsia="Times New Roman" w:hAnsi="Times New Roman" w:cs="Times New Roman"/>
+          <w:sz w:val="24"/>
+          <w:szCs w:val="24"/>
+          <w:lang w:eastAsia="en-IN"/>
+        </w:rPr>
+      </w:pPr>
+      <w:r>
+        <w:rPr>
+          <w:rFonts w:ascii="Times New Roman" w:eastAsia="Times New Roman" w:hAnsi="Times New Roman" w:cs="Times New Roman"/>
+          <w:sz w:val="24"/>
+          <w:szCs w:val="24"/>
+          <w:lang w:eastAsia="en-IN"/>
+        </w:rPr>
+        <w:t xml:space="preserve">Link: </w:t>
+      </w:r>
+      <w:hyperlink r:id="rId15" w:history="1">
+        <w:proofErr w:type="spellStart"/>
+        <w:r>
+          <w:rPr>
+            <w:rStyle w:val="Hyperlink"/>
+            <w:rFonts w:ascii="Times New Roman" w:eastAsia="Times New Roman" w:hAnsi="Times New Roman" w:cs="Times New Roman"/>
+            <w:sz w:val="24"/>
+            <w:szCs w:val="24"/>
+            <w:lang w:eastAsia="en-IN"/>
+          </w:rPr>
+          <w:t>MonthlySalesTrend</w:t>
+        </w:r>
+        <w:proofErr w:type="spellEnd"/>
+      </w:hyperlink>
     </w:p>
     <w:p>
       <w:pPr>
@@ -8067,7 +8167,7 @@
                     <pic:cNvPicPr/>
                   </pic:nvPicPr>
                   <pic:blipFill>
-                    <a:blip r:embed="rId14">
+                    <a:blip r:embed="rId16">
                       <a:extLst>
                         <a:ext uri="{28A0092B-C50C-407E-A947-70E740481C1C}">
                           <a14:useLocalDpi xmlns:a14="http://schemas.microsoft.com/office/drawing/2010/main" val="0"/>
@@ -8207,7 +8307,53 @@
           <w:szCs w:val="24"/>
           <w:lang w:eastAsia="en-IN"/>
         </w:rPr>
+        <w:lastRenderedPageBreak/>
         <w:t>This chart compares positive and negative profit across categories, highlighting segments contributing to overall losses</w:t>
+      </w:r>
+    </w:p>
+    <w:p>
+      <w:pPr>
+        <w:pStyle w:val="NoSpacing"/>
+        <w:numPr>
+          <w:ilvl w:val="0"/>
+          <w:numId w:val="32"/>
+        </w:numPr>
+        <w:rPr>
+          <w:rFonts w:ascii="Times New Roman" w:eastAsia="Times New Roman" w:hAnsi="Times New Roman" w:cs="Times New Roman"/>
+          <w:sz w:val="24"/>
+          <w:szCs w:val="24"/>
+          <w:lang w:eastAsia="en-IN"/>
+        </w:rPr>
+      </w:pPr>
+      <w:r>
+        <w:rPr>
+          <w:rFonts w:ascii="Times New Roman" w:eastAsia="Times New Roman" w:hAnsi="Times New Roman" w:cs="Times New Roman"/>
+          <w:sz w:val="24"/>
+          <w:szCs w:val="24"/>
+          <w:lang w:eastAsia="en-IN"/>
+        </w:rPr>
+        <w:t xml:space="preserve">Link: </w:t>
+      </w:r>
+      <w:hyperlink r:id="rId17" w:history="1">
+        <w:r>
+          <w:rPr>
+            <w:rStyle w:val="Hyperlink"/>
+            <w:rFonts w:ascii="Times New Roman" w:eastAsia="Times New Roman" w:hAnsi="Times New Roman" w:cs="Times New Roman"/>
+            <w:sz w:val="24"/>
+            <w:szCs w:val="24"/>
+            <w:lang w:eastAsia="en-IN"/>
+          </w:rPr>
+          <w:t>ProfitLossAnalysis</w:t>
+        </w:r>
+      </w:hyperlink>
+      <w:r>
+        <w:rPr>
+          <w:rFonts w:ascii="Times New Roman" w:eastAsia="Times New Roman" w:hAnsi="Times New Roman" w:cs="Times New Roman"/>
+          <w:sz w:val="24"/>
+          <w:szCs w:val="24"/>
+          <w:lang w:eastAsia="en-IN"/>
+        </w:rPr>
+        <w:t xml:space="preserve"> </w:t>
       </w:r>
     </w:p>
     <w:p>
@@ -8267,7 +8413,7 @@
                     <pic:cNvPicPr/>
                   </pic:nvPicPr>
                   <pic:blipFill>
-                    <a:blip r:embed="rId15">
+                    <a:blip r:embed="rId18">
                       <a:extLst>
                         <a:ext uri="{28A0092B-C50C-407E-A947-70E740481C1C}">
                           <a14:useLocalDpi xmlns:a14="http://schemas.microsoft.com/office/drawing/2010/main" val="0"/>
@@ -8875,6 +9021,7 @@
           <w:szCs w:val="32"/>
           <w:lang w:eastAsia="en-IN"/>
         </w:rPr>
+        <w:lastRenderedPageBreak/>
         <w:t>12. Future Improvements</w:t>
       </w:r>
     </w:p>
@@ -8961,7 +9108,6 @@
           <w:szCs w:val="24"/>
           <w:lang w:eastAsia="en-IN"/>
         </w:rPr>
-        <w:lastRenderedPageBreak/>
         <w:t>Build real-time dashboards</w:t>
       </w:r>
     </w:p>
@@ -14776,6 +14922,17 @@
       <w:contextualSpacing/>
     </w:pPr>
   </w:style>
+  <w:style w:type="character" w:styleId="Hyperlink">
+    <w:name w:val="Hyperlink"/>
+    <w:basedOn w:val="DefaultParagraphFont"/>
+    <w:uiPriority w:val="99"/>
+    <w:unhideWhenUsed/>
+    <w:rsid w:val="00A5183B"/>
+    <w:rPr>
+      <w:color w:val="0563C1" w:themeColor="hyperlink"/>
+      <w:u w:val="single"/>
+    </w:rPr>
+  </w:style>
 </w:styles>
 </file>
 

--- a/docs/Retail_Sales_Analytics_Report.docx
+++ b/docs/Retail_Sales_Analytics_Report.docx
@@ -259,7 +259,7 @@
           <w:sz w:val="24"/>
           <w:szCs w:val="24"/>
         </w:rPr>
-        <w:t>Visualise (Tableau)</w:t>
+        <w:t>Visualization (Tableau)</w:t>
       </w:r>
     </w:p>
     <w:p>
@@ -296,51 +296,23 @@
     </w:p>
     <w:p>
       <w:pPr>
+        <w:pStyle w:val="NoSpacing"/>
+        <w:rPr>
+          <w:rFonts w:ascii="Times New Roman" w:eastAsia="Times New Roman" w:hAnsi="Times New Roman" w:cs="Times New Roman"/>
+          <w:sz w:val="24"/>
+          <w:szCs w:val="24"/>
+          <w:lang w:eastAsia="en-IN"/>
+        </w:rPr>
+      </w:pPr>
+      <w:r>
         <w:rPr>
           <w:rFonts w:ascii="Times New Roman" w:hAnsi="Times New Roman" w:cs="Times New Roman"/>
           <w:sz w:val="24"/>
           <w:szCs w:val="24"/>
           <w:lang w:eastAsia="en-IN"/>
         </w:rPr>
-      </w:pPr>
-      <w:r>
-        <w:rPr>
-          <w:rFonts w:ascii="Times New Roman" w:hAnsi="Times New Roman" w:cs="Times New Roman"/>
-          <w:sz w:val="24"/>
-          <w:szCs w:val="24"/>
-          <w:lang w:eastAsia="en-IN"/>
-        </w:rPr>
-        <w:t xml:space="preserve">To </w:t>
-      </w:r>
-      <w:r>
-        <w:rPr>
-          <w:rFonts w:ascii="Times New Roman" w:hAnsi="Times New Roman" w:cs="Times New Roman"/>
-          <w:sz w:val="24"/>
-          <w:szCs w:val="24"/>
-          <w:lang w:eastAsia="en-IN"/>
-        </w:rPr>
-        <w:t>analyse</w:t>
-      </w:r>
-      <w:r>
-        <w:rPr>
-          <w:rFonts w:ascii="Times New Roman" w:hAnsi="Times New Roman" w:cs="Times New Roman"/>
-          <w:sz w:val="24"/>
-          <w:szCs w:val="24"/>
-          <w:lang w:eastAsia="en-IN"/>
-        </w:rPr>
-        <w:t xml:space="preserve"> retail sales data, validate AI-generated SQL, ensure data quality, and create business insights.</w:t>
-      </w:r>
-    </w:p>
-    <w:p>
-      <w:pPr>
-        <w:pStyle w:val="NoSpacing"/>
-        <w:rPr>
-          <w:rFonts w:ascii="Times New Roman" w:eastAsia="Times New Roman" w:hAnsi="Times New Roman" w:cs="Times New Roman"/>
-          <w:sz w:val="24"/>
-          <w:szCs w:val="24"/>
-          <w:lang w:eastAsia="en-IN"/>
-        </w:rPr>
-      </w:pPr>
+        <w:t>To develop a retail analytics solution that validates AI-generated SQL queries against manually written logic, ensuring data accuracy and uncovering profitability issues through structured analysis.</w:t>
+      </w:r>
       <w:r>
         <w:rPr>
           <w:rFonts w:ascii="Times New Roman" w:eastAsia="Times New Roman" w:hAnsi="Times New Roman" w:cs="Times New Roman"/>
@@ -7610,6 +7582,39 @@
     <w:p>
       <w:pPr>
         <w:pStyle w:val="NoSpacing"/>
+        <w:numPr>
+          <w:ilvl w:val="0"/>
+          <w:numId w:val="31"/>
+        </w:numPr>
+        <w:rPr>
+          <w:rFonts w:ascii="Times New Roman" w:eastAsia="Times New Roman" w:hAnsi="Times New Roman" w:cs="Times New Roman"/>
+          <w:sz w:val="24"/>
+          <w:szCs w:val="24"/>
+          <w:lang w:eastAsia="en-IN"/>
+        </w:rPr>
+      </w:pPr>
+      <w:r>
+        <w:rPr>
+          <w:rFonts w:ascii="Times New Roman" w:eastAsia="Times New Roman" w:hAnsi="Times New Roman" w:cs="Times New Roman"/>
+          <w:sz w:val="24"/>
+          <w:szCs w:val="24"/>
+          <w:lang w:eastAsia="en-IN"/>
+        </w:rPr>
+        <w:t>These findings highlight that revenue alone is not a reliable in</w:t>
+      </w:r>
+      <w:r>
+        <w:rPr>
+          <w:rFonts w:ascii="Times New Roman" w:eastAsia="Times New Roman" w:hAnsi="Times New Roman" w:cs="Times New Roman"/>
+          <w:sz w:val="24"/>
+          <w:szCs w:val="24"/>
+          <w:lang w:eastAsia="en-IN"/>
+        </w:rPr>
+        <w:t>dicator of business performance</w:t>
+      </w:r>
+    </w:p>
+    <w:p>
+      <w:pPr>
+        <w:pStyle w:val="NoSpacing"/>
         <w:ind w:left="720"/>
         <w:rPr>
           <w:rFonts w:ascii="Times New Roman" w:eastAsia="Times New Roman" w:hAnsi="Times New Roman" w:cs="Times New Roman"/>
@@ -7700,6 +7705,7 @@
           <w:sz w:val="24"/>
           <w:szCs w:val="24"/>
         </w:rPr>
+        <w:lastRenderedPageBreak/>
         <w:t xml:space="preserve">A combined Sales </w:t>
       </w:r>
       <w:r>
@@ -7756,7 +7762,6 @@
           <w:szCs w:val="28"/>
           <w:lang w:eastAsia="en-IN"/>
         </w:rPr>
-        <w:lastRenderedPageBreak/>
         <w:t>Visuals Created:</w:t>
       </w:r>
     </w:p>
@@ -8061,8 +8066,6 @@
         </w:rPr>
         <w:t>(Line Chart)</w:t>
       </w:r>
-      <w:bookmarkStart w:id="0" w:name="_GoBack"/>
-      <w:bookmarkEnd w:id="0"/>
     </w:p>
     <w:p>
       <w:pPr>
@@ -8274,6 +8277,7 @@
           <w:szCs w:val="24"/>
           <w:lang w:eastAsia="en-IN"/>
         </w:rPr>
+        <w:lastRenderedPageBreak/>
         <w:t>Profit</w:t>
       </w:r>
       <w:r>
@@ -8307,7 +8311,6 @@
           <w:szCs w:val="24"/>
           <w:lang w:eastAsia="en-IN"/>
         </w:rPr>
-        <w:lastRenderedPageBreak/>
         <w:t>This chart compares positive and negative profit across categories, highlighting segments contributing to overall losses</w:t>
       </w:r>
     </w:p>
@@ -8677,6 +8680,28 @@
     <w:p>
       <w:pPr>
         <w:pStyle w:val="NoSpacing"/>
+        <w:rPr>
+          <w:rFonts w:ascii="Times New Roman" w:eastAsia="Times New Roman" w:hAnsi="Times New Roman" w:cs="Times New Roman"/>
+          <w:sz w:val="24"/>
+          <w:szCs w:val="24"/>
+          <w:lang w:eastAsia="en-IN"/>
+        </w:rPr>
+      </w:pPr>
+      <w:bookmarkStart w:id="0" w:name="_GoBack"/>
+      <w:bookmarkEnd w:id="0"/>
+      <w:r>
+        <w:rPr>
+          <w:rFonts w:ascii="Times New Roman" w:eastAsia="Times New Roman" w:hAnsi="Times New Roman" w:cs="Times New Roman"/>
+          <w:sz w:val="24"/>
+          <w:szCs w:val="24"/>
+          <w:lang w:eastAsia="en-IN"/>
+        </w:rPr>
+        <w:t>This project demonstrates:</w:t>
+      </w:r>
+    </w:p>
+    <w:p>
+      <w:pPr>
+        <w:pStyle w:val="NoSpacing"/>
         <w:numPr>
           <w:ilvl w:val="0"/>
           <w:numId w:val="33"/>
@@ -8695,7 +8720,7 @@
           <w:szCs w:val="24"/>
           <w:lang w:eastAsia="en-IN"/>
         </w:rPr>
-        <w:t>This project demonstrates:</w:t>
+        <w:t>Strong SQL skills</w:t>
       </w:r>
     </w:p>
     <w:p>
@@ -8719,7 +8744,7 @@
           <w:szCs w:val="24"/>
           <w:lang w:eastAsia="en-IN"/>
         </w:rPr>
-        <w:t>Strong SQL skills</w:t>
+        <w:t>Data modeling in Snowflake</w:t>
       </w:r>
     </w:p>
     <w:p>
@@ -8743,7 +8768,7 @@
           <w:szCs w:val="24"/>
           <w:lang w:eastAsia="en-IN"/>
         </w:rPr>
-        <w:t>Data modeling in Snowflake</w:t>
+        <w:t>AI-assisted analytics and validation</w:t>
       </w:r>
     </w:p>
     <w:p>
@@ -8767,7 +8792,7 @@
           <w:szCs w:val="24"/>
           <w:lang w:eastAsia="en-IN"/>
         </w:rPr>
-        <w:t>AI-assisted analytics and validation</w:t>
+        <w:t>Data quality analysis</w:t>
       </w:r>
     </w:p>
     <w:p>
@@ -8791,7 +8816,7 @@
           <w:szCs w:val="24"/>
           <w:lang w:eastAsia="en-IN"/>
         </w:rPr>
-        <w:t>Data quality analysis</w:t>
+        <w:t>Business insight generation</w:t>
       </w:r>
     </w:p>
     <w:p>
@@ -8815,40 +8840,7 @@
           <w:szCs w:val="24"/>
           <w:lang w:eastAsia="en-IN"/>
         </w:rPr>
-        <w:t>Business insight generation</w:t>
-      </w:r>
-    </w:p>
-    <w:p>
-      <w:pPr>
-        <w:pStyle w:val="NoSpacing"/>
-        <w:numPr>
-          <w:ilvl w:val="0"/>
-          <w:numId w:val="33"/>
-        </w:numPr>
-        <w:rPr>
-          <w:rFonts w:ascii="Times New Roman" w:eastAsia="Times New Roman" w:hAnsi="Times New Roman" w:cs="Times New Roman"/>
-          <w:sz w:val="24"/>
-          <w:szCs w:val="24"/>
-          <w:lang w:eastAsia="en-IN"/>
-        </w:rPr>
-      </w:pPr>
-      <w:r>
-        <w:rPr>
-          <w:rFonts w:ascii="Times New Roman" w:eastAsia="Times New Roman" w:hAnsi="Times New Roman" w:cs="Times New Roman"/>
-          <w:sz w:val="24"/>
-          <w:szCs w:val="24"/>
-          <w:lang w:eastAsia="en-IN"/>
-        </w:rPr>
-        <w:t>Dashboard</w:t>
-      </w:r>
-      <w:r>
-        <w:rPr>
-          <w:rFonts w:ascii="Times New Roman" w:eastAsia="Times New Roman" w:hAnsi="Times New Roman" w:cs="Times New Roman"/>
-          <w:sz w:val="24"/>
-          <w:szCs w:val="24"/>
-          <w:lang w:eastAsia="en-IN"/>
-        </w:rPr>
-        <w:t xml:space="preserve"> capability</w:t>
+        <w:t>Data visualization and dashboard development capability</w:t>
       </w:r>
     </w:p>
     <w:p>
